--- a/Charts.docx
+++ b/Charts.docx
@@ -13,79 +13,81 @@
         <w:rPr>
           <w:lang w:val="en"/>
         </w:rPr>
-        <w:t xml:space="preserve">Charts</w:t>
-      </w:r>
-    </w:p>
-    <w:p>
-      <w:pPr>
-        <w:pStyle w:val="Quote"/>
-        <w:rPr>
-          <w:i/>
-          <w:iCs/>
-          <w:lang w:val="en"/>
-        </w:rPr>
-      </w:pPr>
-      <w:r>
-        <w:rPr>
-          <w:i/>
-          <w:iCs/>
-          <w:lang w:val="en"/>
-        </w:rPr>
-        <w:t xml:space="preserve">PROTOTYPE - this manual is a skeleton awaiting content.  The text below is placeholder material, not documentation.</w:t>
+        <w:t>Charts</w:t>
       </w:r>
     </w:p>
     <w:p>
       <w:pPr>
         <w:pStyle w:val="Heading2"/>
-        <w:rPr>
-          <w:lang w:val="en"/>
-        </w:rPr>
       </w:pPr>
       <w:r>
-        <w:rPr>
-          <w:lang w:val="en"/>
-        </w:rPr>
-        <w:t xml:space="preserve">Overview</w:t>
+        <w:t>WHAT THIS SCREEN IS</w:t>
       </w:r>
     </w:p>
     <w:p>
-      <w:pPr>
-        <w:rPr>
-          <w:lang w:val="en"/>
-        </w:rPr>
-      </w:pPr>
       <w:r>
-        <w:rPr>
-          <w:lang w:val="en"/>
-        </w:rPr>
-        <w:t xml:space="preserve">[To be written.]</w:t>
+        <w:t>This is a pop-up window that shows live line graphs of your server's CPU use and RAM (memory) use while DreamGrid is running. It updates once every second. The code for it is in Forms\FormGraphs.vb.</w:t>
       </w:r>
     </w:p>
     <w:p>
       <w:pPr>
         <w:pStyle w:val="Heading2"/>
-        <w:rPr>
-          <w:lang w:val="en"/>
-        </w:rPr>
       </w:pPr>
       <w:r>
-        <w:rPr>
-          <w:lang w:val="en"/>
-        </w:rPr>
-        <w:t xml:space="preserve">Notes for the author</w:t>
+        <w:t>WHAT'S ON IT</w:t>
+      </w:r>
+    </w:p>
+    <w:p>
+      <w:r>
+        <w:t>- The graph area (Chart): one chart showing up to three lines over time - CPU (red), CPU Average (blue), and RAM (black). The bottom axis is time in seconds (up to 5 minutes), the side axis is a percent from 0 to 100.</w:t>
+      </w:r>
+    </w:p>
+    <w:p>
+      <w:r>
+        <w:t>- Items menu: a dropdown with three checkboxes that turn each line on or off.</w:t>
+      </w:r>
+    </w:p>
+    <w:p>
+      <w:r>
+        <w:t xml:space="preserve">  - CPU: shows/hides the live (red) CPU percent line.</w:t>
+      </w:r>
+    </w:p>
+    <w:p>
+      <w:r>
+        <w:t xml:space="preserve">  - CPU Average: shows/hides the (blue) average CPU percent line.</w:t>
+      </w:r>
+    </w:p>
+    <w:p>
+      <w:r>
+        <w:t xml:space="preserve">  - RAM: shows/hides the (black) RAM percent line.</w:t>
+      </w:r>
+    </w:p>
+    <w:p>
+      <w:r>
+        <w:t>- Help menu: opens this manual page (calls HelpManual("Charts")).</w:t>
+      </w:r>
+    </w:p>
+    <w:p>
+      <w:r>
+        <w:t>- The window's title bar itself changes live to show the current CPU percent, current RAM percent, and virtual RAM number as text, in addition to the graph.</w:t>
+      </w:r>
+    </w:p>
+    <w:p>
+      <w:r>
+        <w:t>- Closing the window (the X button) does not actually close it - it just hides it and stops the timer. DreamGrid keeps it in memory so it can be reopened quickly.</w:t>
       </w:r>
     </w:p>
     <w:p>
       <w:pPr>
-        <w:rPr>
-          <w:lang w:val="en"/>
-        </w:rPr>
+        <w:pStyle w:val="Heading2"/>
       </w:pPr>
       <w:r>
-        <w:rPr>
-          <w:lang w:val="en"/>
-        </w:rPr>
-        <w:t xml:space="preserve">Opened by the Help button on the Charts screen (see Forms\FormGraphs.vb for the related implementation).</w:t>
+        <w:t>HOW YOU OPEN IT</w:t>
+      </w:r>
+    </w:p>
+    <w:p>
+      <w:r>
+        <w:t>There is no menu item for it on the main window. You open it by clicking on one of the live status readouts at the bottom of the main DreamGrid window: the CPU percent label, the RAM percent label, the Virtual RAM label, the avatar-count label, the disk size label, or the MySQL-speed label. Clicking any of these calls the same internal routine (G()) which opens or re-shows this Charts window. It can also pop open automatically on startup if it was left open/visible the last time DreamGrid ran (Settings.GraphVisible).</w:t>
       </w:r>
     </w:p>
     <w:sectPr>
@@ -707,6 +709,7 @@
   <w:style w:type="character" w:default="1" w:styleId="DefaultParagraphFont">
     <w:name w:val="Default Paragraph Font"/>
     <w:uiPriority w:val="1"/>
+    <w:semiHidden/>
     <w:unhideWhenUsed/>
   </w:style>
   <w:style w:type="table" w:default="1" w:styleId="TableNormal">
